--- a/examples/dap-xe-dem-thanh-pho/export_batch/01_PROMPTS_ANH_HANG_LOAT.docx
+++ b/examples/dap-xe-dem-thanh-pho/export_batch/01_PROMPTS_ANH_HANG_LOAT.docx
@@ -11,10 +11,10 @@
         <w:rPr>
           <w:rFonts w:ascii="Segoe UI" w:hAnsi="Segoe UI"/>
           <w:b/>
-          <w:color w:val="C2185B"/>
+          <w:color w:val="DB2777"/>
           <w:sz w:val="34"/>
         </w:rPr>
-        <w:t>DANH SÁCH PROMPTS ẢNH ĐỘC LẬP (IMAGE KEYFRAMES)</w:t>
+        <w:t>PROMPTS TẠO ẢNH HÀNG LOẠT (BATCH IMAGE PROMPTS)</w:t>
       </w:r>
     </w:p>
     <w:p>
@@ -26,10 +26,10 @@
         <w:rPr>
           <w:rFonts w:ascii="Segoe UI" w:hAnsi="Segoe UI"/>
           <w:i/>
-          <w:color w:val="718096"/>
+          <w:color w:val="64748B"/>
           <w:sz w:val="20"/>
         </w:rPr>
-        <w:t>Dự án: Đạp Xe Đêm Thành Phố (15s Viral) • Tỷ lệ khóa: 9:16 Dọc</w:t>
+        <w:t>Dự án: Đạp Xe Đêm Thành Phố • Chuẩn 9:16 Real Human Sports Photography</w:t>
       </w:r>
     </w:p>
     <w:p>
@@ -40,24 +40,10 @@
       <w:r>
         <w:rPr>
           <w:rFonts w:ascii="Segoe UI" w:hAnsi="Segoe UI"/>
-          <w:color w:val="E11D48"/>
+          <w:color w:val="BE185D"/>
           <w:sz w:val="19"/>
         </w:rPr>
-        <w:t>Mỗi phân cảnh là 1 đoạn văn thuần túy. Copy-paste trực tiếp vào Midjourney / Flux:</w:t>
-      </w:r>
-    </w:p>
-    <w:p>
-      <w:pPr>
-        <w:spacing w:before="160" w:after="40"/>
-      </w:pPr>
-      <w:r>
-        <w:rPr>
-          <w:rFonts w:ascii="Segoe UI" w:hAnsi="Segoe UI"/>
-          <w:b/>
-          <w:color w:val="C2185B"/>
-          <w:sz w:val="21"/>
-        </w:rPr>
-        <w:t>CẢNH 1 - KEYFRAME K1 (Lướt gió trên đại lộ 3/4 Front)</w:t>
+        <w:t>Định dạng Tool Batch: 100% văn bản thuần túy không nhãn thừa. Mỗi cảnh là đúng 1 đoạn văn liên tục xuống dòng (3 cảnh = đúng 3 đoạn văn sạch).</w:t>
       </w:r>
     </w:p>
     <w:p>
@@ -68,24 +54,10 @@
         <w:rPr>
           <w:rFonts w:ascii="Consolas" w:hAnsi="Consolas"/>
           <w:b w:val="0"/>
-          <w:color w:val="212529"/>
+          <w:color w:val="1E293B"/>
           <w:sz w:val="20"/>
         </w:rPr>
-        <w:t>A candid cinematic 9:16 portrait of @_Brand_Sport_Lead, 21-year-old athletic East Asian woman, delicate oval face, charming dimples, radiant dazzling smile, high dark ponytail streaming in wind. Wearing a fitted magenta athletic crop top and high-waisted white denim shorts, white running sneakers, bare neckline, strictly no jewelry. Riding a modern lavender mountain bike on a brightly lit city avenue at dusk, 3/4 front angle tracking shot, sharp focus on rider, soft motion blur on passing trees and streetlights, 8k, raw photo --ar 9:16</w:t>
-      </w:r>
-    </w:p>
-    <w:p>
-      <w:pPr>
-        <w:spacing w:before="160" w:after="40"/>
-      </w:pPr>
-      <w:r>
-        <w:rPr>
-          <w:rFonts w:ascii="Segoe UI" w:hAnsi="Segoe UI"/>
-          <w:b/>
-          <w:color w:val="C2185B"/>
-          <w:sz w:val="21"/>
-        </w:rPr>
-        <w:t>CẢNH 2 - KEYFRAME K2 (Góc nghiêng toàn thân Side Tracking)</w:t>
+        <w:t>unretouched candid sports photography, raw 8k DSLR camera capture, @_Brand_Sport_Lead, authentic 21-year-old Vietnamese athletic woman, 100% living human, delicate oval face, charming dimples on cheeks, large bright expressive dark brown eyes, radiant cheerful smile, soft wispy bangs, long dark brown hair neatly tied in a sporty ponytail flying backwards in wind, realistic healthy skin texture with visible natural micro-pores and soft matte finish, athletic hourglass figure, wearing fitted magenta-pink athletic crop top, high-waisted white denim shorts, riding @_Bike_Laux_Purple lavender mountain bike on @_Location_Night_City_Avenue, warm golden tungsten streetlamps lighting, authentic tire contact shadows, shot on Sony A7S III with 35mm f/1.8 lens, natural optical bokeh, zero AI plastic wax smoothing, zero CGI look --ar 9:16 --v 6.1 --style raw</w:t>
       </w:r>
     </w:p>
     <w:p>
@@ -96,24 +68,10 @@
         <w:rPr>
           <w:rFonts w:ascii="Consolas" w:hAnsi="Consolas"/>
           <w:b w:val="0"/>
-          <w:color w:val="212529"/>
+          <w:color w:val="1E293B"/>
           <w:sz w:val="20"/>
         </w:rPr>
-        <w:t>A candid cinematic 9:16 sports photo of @_Brand_Sport_Lead, 21-year-old athletic East Asian woman, riding sleek lavender mountain bike, side profile tracking shot, graceful athletic pedaling motion with feet firmly on pedals, full bust, slim toned waistline, shapely legs, dynamic motion blur on background boulevard and glowing streetlights, authentic real human photography, 8k --ar 9:16</w:t>
-      </w:r>
-    </w:p>
-    <w:p>
-      <w:pPr>
-        <w:spacing w:before="160" w:after="40"/>
-      </w:pPr>
-      <w:r>
-        <w:rPr>
-          <w:rFonts w:ascii="Segoe UI" w:hAnsi="Segoe UI"/>
-          <w:b/>
-          <w:color w:val="C2185B"/>
-          <w:sz w:val="21"/>
-        </w:rPr>
-        <w:t>CẢNH 3 - KEYFRAME K3 (Điểm dừng nụ cười tỏa nắng)</w:t>
+        <w:t>candid live-action sport snapshot, unedited real DSLR photograph, @_Brand_Sport_Lead, 21-year-old Vietnamese sporty woman, ponytailed hair flying in breeze, authentic skin pores and subtle natural workout flush, radiant smile, side-view 3/4 angle pedaling smoothly on lavender mountain bike @_Bike_Laux_Purple along tree-lined avenue at night @_Location_Night_City_Avenue, warm city streetlights glowing overhead, clean asphalt road, sharp focus on rider, natural optical motion blur on road surface, 50mm f/1.4 lens, 1/500s shutter speed, zero airbrushed skin, zero mannequin look --ar 9:16 --v 6.1 --style raw</w:t>
       </w:r>
     </w:p>
     <w:p>
@@ -124,10 +82,10 @@
         <w:rPr>
           <w:rFonts w:ascii="Consolas" w:hAnsi="Consolas"/>
           <w:b w:val="0"/>
-          <w:color w:val="212529"/>
+          <w:color w:val="1E293B"/>
           <w:sz w:val="20"/>
         </w:rPr>
-        <w:t>A candid cinematic 9:16 portrait of @_Brand_Sport_Lead coming to a gentle halt under a warm golden streetlamp on an urban plaza, resting on bike with one foot on pavement, glowing happy face, cute dimples, beaming directly at camera with heartfelt joy, hands waving warmly, atmospheric city lights in soft bokeh, raw photography, 8k --ar 9:16</w:t>
+        <w:t>heartwarming sports portrait, gorgeous 21-year-old Vietnamese sporty woman @_Brand_Sport_Lead, glowing fair skin with natural soft matte texture and delicate micro-pores, joyful dimpled smile, breathless happy laugh after night cycling, brushing stray hair strands behind ear, bike decelerated safely beside curb pavement on modern avenue plaza @_Location_Night_City_Avenue, warm architectural bokeh lights in background, shallow depth of field, 85mm f/1.4 lens, unretouched real human photography, zero waxy doll face, zero CGI --ar 9:16 --v 6.1 --style raw</w:t>
       </w:r>
     </w:p>
     <w:sectPr>

--- a/examples/dap-xe-dem-thanh-pho/export_batch/01_PROMPTS_ANH_HANG_LOAT.docx
+++ b/examples/dap-xe-dem-thanh-pho/export_batch/01_PROMPTS_ANH_HANG_LOAT.docx
@@ -29,7 +29,7 @@
           <w:color w:val="64748B"/>
           <w:sz w:val="20"/>
         </w:rPr>
-        <w:t>Dự án: Đạp Xe Đêm Thành Phố • Chuẩn 9:16 Real Human Sports Photography</w:t>
+        <w:t>Dự án: Đạp Xe Đêm Sài Gòn • Chuẩn 9:16 Real Human Sports Photography</w:t>
       </w:r>
     </w:p>
     <w:p>
@@ -57,7 +57,7 @@
           <w:color w:val="1E293B"/>
           <w:sz w:val="20"/>
         </w:rPr>
-        <w:t>unretouched candid sports photography, raw 8k DSLR camera capture, @_Brand_Sport_Lead, authentic 21-year-old Vietnamese athletic woman, 100% living human, delicate oval face, charming dimples on cheeks, large bright expressive dark brown eyes, radiant cheerful smile, soft wispy bangs, long dark brown hair neatly tied in a sporty ponytail flying backwards in wind, realistic healthy skin texture with visible natural micro-pores and soft matte finish, athletic hourglass figure, wearing fitted magenta-pink athletic crop top, high-waisted white denim shorts, riding @_Bike_Laux_Purple lavender mountain bike on @_Location_Night_City_Avenue, warm golden tungsten streetlamps lighting, authentic tire contact shadows, shot on Sony A7S III with 35mm f/1.8 lens, natural optical bokeh, zero AI plastic wax smoothing, zero CGI look --ar 9:16 --v 6.1 --style raw</w:t>
+        <w:t>unretouched candid sports photography, raw 8k DSLR camera capture, @_Brand_Sport_Lead, authentic 21-year-old Vietnamese athletic woman, 100% living human, delicate oval face, charming dimples on cheeks, large bright expressive dark brown eyes, radiant cheerful smile, soft wispy bangs, long dark brown hair neatly tied in a sporty ponytail flying backwards in wind, realistic healthy skin texture with visible natural micro-pores and soft matte finish, delicate perspiration sheen, athletic curvy hourglass figure with prominent natural cleavage, bare toned midriff, wearing fitted cream-white athletic crop top with dark contrast piping, high-waisted white denim shorts, riding lavender mountain bike @_Bike_Laux_Purple on @_Location_City_Highway_Night, low-angle 3/4 front view looking slightly upward, warm golden tungsten streetlamps, authentic tire contact shadows, shot on Sony A7 IV with 35mm f/1.8 lens, natural optical bokeh, zero AI plastic wax smoothing, zero CGI look --ar 9:16 --v 6.1 --style raw</w:t>
       </w:r>
     </w:p>
     <w:p>
@@ -71,7 +71,7 @@
           <w:color w:val="1E293B"/>
           <w:sz w:val="20"/>
         </w:rPr>
-        <w:t>candid live-action sport snapshot, unedited real DSLR photograph, @_Brand_Sport_Lead, 21-year-old Vietnamese sporty woman, ponytailed hair flying in breeze, authentic skin pores and subtle natural workout flush, radiant smile, side-view 3/4 angle pedaling smoothly on lavender mountain bike @_Bike_Laux_Purple along tree-lined avenue at night @_Location_Night_City_Avenue, warm city streetlights glowing overhead, clean asphalt road, sharp focus on rider, natural optical motion blur on road surface, 50mm f/1.4 lens, 1/500s shutter speed, zero airbrushed skin, zero mannequin look --ar 9:16 --v 6.1 --style raw</w:t>
+        <w:t>candid live-action sport snapshot, unedited real DSLR photograph, @_Brand_Sport_Lead, 21-year-old Vietnamese sporty woman, ponytailed hair flying in night breeze, authentic skin pores and subtle natural workout flush, radiant dimpled smile, side-view 3/4 angle pedaling smoothly on lavender mountain bike @_Bike_Laux_Purple along tree-lined boulevard @_Location_City_Highway_Night, shapely athletic curves, generous bust with prominent neckline, flat toned waist, flashing playful peace sign and flirty wink toward camera, warm streetlights glowing overhead, clean asphalt road, sharp focus on rider, natural optical motion blur on road surface, 50mm f/1.4 lens, zero airbrushed skin, zero mannequin look --ar 9:16 --v 6.1 --style raw</w:t>
       </w:r>
     </w:p>
     <w:p>
@@ -85,7 +85,7 @@
           <w:color w:val="1E293B"/>
           <w:sz w:val="20"/>
         </w:rPr>
-        <w:t>heartwarming sports portrait, gorgeous 21-year-old Vietnamese sporty woman @_Brand_Sport_Lead, glowing fair skin with natural soft matte texture and delicate micro-pores, joyful dimpled smile, breathless happy laugh after night cycling, brushing stray hair strands behind ear, bike decelerated safely beside curb pavement on modern avenue plaza @_Location_Night_City_Avenue, warm architectural bokeh lights in background, shallow depth of field, 85mm f/1.4 lens, unretouched real human photography, zero waxy doll face, zero CGI --ar 9:16 --v 6.1 --style raw</w:t>
+        <w:t>heartwarming sports portrait, gorgeous 21-year-old Vietnamese sporty woman @_Brand_Sport_Lead, glowing skin with natural soft matte texture and visible micro-pores, joyful dimpled smile, breathless happy laugh after night cycling, shaped glowing heart hands over chest, bike decelerated safely beside curb pavement on modern avenue plaza @_Location_City_Highway_Night, bare collarbones, warm architectural bokeh lights in background, shallow depth of field, 85mm f/1.4 lens, unretouched real human photography, zero waxy doll face, zero CGI --ar 9:16 --v 6.1 --style raw</w:t>
       </w:r>
     </w:p>
     <w:sectPr>
